--- a/zaini_case_audit_output/outputs/word/documents/181_شكوى اسامة زيني الى وزير العدل ـ قضية رقم 42824717.docx
+++ b/zaini_case_audit_output/outputs/word/documents/181_شكوى اسامة زيني الى وزير العدل ـ قضية رقم 42824717.docx
@@ -221,7 +221,7 @@
           <w:b w:val="0"/>
           <w:i w:val="0"/>
         </w:rPr>
-        <w:t>:يلي ام كلذ ليلدو ؛تابثإلا ماظن ةمكحملا تفلاخ دقف ،هيلإ ةراشإلا قبس ام ةجيتنو ،ةربتعم ريغلا نئارقلا ىلإ اهئاضق يف ةمكحملا تهجتاف ،ةلالدلا ةحضاو تابثإلا ماظن صوصن لامعإ اهنع باغ دقف ةمكحملا رثأتل ًارظنو ،يعوضوملا دايحلا نع بايغو يصخشلا ملعلاب ءاضقلل برقأ اذهو ، حيحص ريغ هيلع ىعدملا هب عفدي امو ،قدصلا وه يعدملا همعزي ام نأ وهو دحاو راسم يف ًاهجتم ًابرطضم مكحلا بيبست ءاج ذإ ،ةحيحصلا ريغ يعدملا معازمب ًارثأتم ءاجو ،ءاضق هيلع رقتسملاو ماظنلا ماكحأ قيبطت يف مكحلا أطخأ :ًايناث</w:t>
+        <w:t>ثانياً: أخطأ الحكم في تطبيق أحكام النظام والمستقر عليه قضاء، وجاء متأثراً بمزاعم المدعي غير الصحيحة، إذ جاء تسبيب الحكم مضطرباً متجهاً في مسار واحد وهو أن ما يزعمه المدعي هو الصدق، وما يدفع به المدعى عليه غير صحيح ، وهذا أقرب للقضاء بالعلم الشخصي وغياب عن الحياد الموضوعي، ونظراً لتأثر المحكمة فقد غاب عنها إعمال نصوص نظام الإثبات واضحة الدلالة، فاتجهت المحكمة في قضائها إلى القرائن الغير معتبرة، ونتيجة ما سبق الإشارة إليه، فقد خالفت المحكمة نظام الإثبات؛ ودليل ذلك ما يلي:</w:t>
       </w:r>
     </w:p>
     <w:p>

--- a/zaini_case_audit_output/outputs/word/documents/181_شكوى اسامة زيني الى وزير العدل ـ قضية رقم 42824717.docx
+++ b/zaini_case_audit_output/outputs/word/documents/181_شكوى اسامة زيني الى وزير العدل ـ قضية رقم 42824717.docx
@@ -70,40 +70,37 @@
     <w:p/>
     <w:p>
       <w:pPr>
+        <w:pStyle w:val="Heading2"/>
         <w:jc w:val="right"/>
         <w:bidi/>
       </w:pPr>
       <w:r>
-        <w:rPr>
-          <w:b w:val="0"/>
-          <w:i w:val="0"/>
-        </w:rPr>
+        <w:t>[المتن الفعلي: الوقائع / الأسباب / المنطوق] ===</w:t>
+        <w:br/>
         <w:t>التاريخ: 30/04/1445هـ</w:t>
       </w:r>
     </w:p>
     <w:p>
       <w:pPr>
+        <w:pStyle w:val="Heading2"/>
         <w:jc w:val="right"/>
         <w:bidi/>
       </w:pPr>
       <w:r>
-        <w:rPr>
-          <w:b w:val="0"/>
-          <w:i w:val="0"/>
-        </w:rPr>
+        <w:t>[المُرسَل إليه / المخاطَب والتحية] ===</w:t>
+        <w:br/>
         <w:t>معالي الدكتور/ وليد بن محمد الصمعاني وزير العدل ورئيس المجلس الأعلى للقضاء سلمه الله</w:t>
       </w:r>
     </w:p>
     <w:p>
       <w:pPr>
+        <w:pStyle w:val="Heading2"/>
         <w:jc w:val="right"/>
         <w:bidi/>
       </w:pPr>
       <w:r>
-        <w:rPr>
-          <w:b w:val="0"/>
-          <w:i w:val="0"/>
-        </w:rPr>
+        <w:t>[المتن الفعلي: الوقائع / الأسباب / المنطوق] ===</w:t>
+        <w:br/>
         <w:t>الســـلام عليكم ورحمة الله وبركاتــــه .. وبعد:</w:t>
       </w:r>
     </w:p>
@@ -304,144 +301,133 @@
     </w:p>
     <w:p>
       <w:pPr>
+        <w:pStyle w:val="Heading2"/>
         <w:jc w:val="right"/>
         <w:bidi/>
       </w:pPr>
       <w:r>
-        <w:rPr>
-          <w:b w:val="0"/>
-          <w:i w:val="0"/>
-        </w:rPr>
+        <w:t>[الطلبات / المرفقات] ===</w:t>
+        <w:br/>
         <w:t>بناء على ما سبق أعلاه ألتمس من معاليكم التوجيه بإحالة خطابي هذا للمحكمة العليا لدراسته وتحويل ملف القضية كاملاً لدائرة استئناف أخرى لما شاب الحكم من مخالفات شرعية، وتوجيه المحكمة العليا باتخاذ قرارها بوقف تنفيذ الحكم وإلغاء كافة آثاره ورفع إيقاف الخدمات عني لحين إعادة الفصل في القضية.</w:t>
       </w:r>
     </w:p>
     <w:p>
       <w:pPr>
+        <w:pStyle w:val="Heading2"/>
         <w:jc w:val="right"/>
         <w:bidi/>
       </w:pPr>
       <w:r>
-        <w:rPr>
-          <w:b w:val="0"/>
-          <w:i w:val="0"/>
-        </w:rPr>
+        <w:t>[المتن الفعلي: الوقائع / الأسباب / المنطوق] ===</w:t>
+        <w:br/>
         <w:t>والله يحفظكم ويرعاكم</w:t>
       </w:r>
     </w:p>
     <w:p>
       <w:pPr>
+        <w:pStyle w:val="Heading2"/>
         <w:jc w:val="right"/>
         <w:bidi/>
       </w:pPr>
       <w:r>
-        <w:rPr>
-          <w:b w:val="0"/>
-          <w:i w:val="0"/>
-        </w:rPr>
+        <w:t>[الطلبات / المرفقات] ===</w:t>
+        <w:br/>
         <w:t>مقدمه/ أسامة أحمد عباس زيني</w:t>
       </w:r>
     </w:p>
     <w:p>
       <w:pPr>
+        <w:pStyle w:val="Heading2"/>
         <w:jc w:val="right"/>
         <w:bidi/>
       </w:pPr>
       <w:r>
-        <w:rPr>
-          <w:b w:val="0"/>
-          <w:i w:val="0"/>
-        </w:rPr>
+        <w:t>[بيانات الأطراف: المدعي / المدعى عليه / الحاضرون] ===</w:t>
+        <w:br/>
         <w:t>هوية وطنية رقم: (1008017301)</w:t>
       </w:r>
     </w:p>
     <w:p>
       <w:pPr>
+        <w:pStyle w:val="Heading2"/>
         <w:jc w:val="right"/>
         <w:bidi/>
       </w:pPr>
       <w:r>
-        <w:rPr>
-          <w:b w:val="0"/>
-          <w:i w:val="0"/>
-        </w:rPr>
+        <w:t>[ترويسة / كليشة رسمية — معلومات متكررة] ===</w:t>
+        <w:br/>
         <w:t>جوال رقم/050 562 0363</w:t>
       </w:r>
     </w:p>
     <w:p>
       <w:pPr>
+        <w:pStyle w:val="Heading2"/>
         <w:jc w:val="right"/>
         <w:bidi/>
       </w:pPr>
       <w:r>
-        <w:rPr>
-          <w:b w:val="0"/>
-          <w:i w:val="0"/>
-        </w:rPr>
+        <w:t>[الطلبات / المرفقات] ===</w:t>
+        <w:br/>
         <w:t>المرفقات:</w:t>
       </w:r>
     </w:p>
     <w:p>
       <w:pPr>
+        <w:pStyle w:val="Heading2"/>
         <w:jc w:val="right"/>
         <w:bidi/>
       </w:pPr>
       <w:r>
-        <w:rPr>
-          <w:b w:val="0"/>
-          <w:i w:val="0"/>
-        </w:rPr>
+        <w:t>[المتن الفعلي: الوقائع / الأسباب / المنطوق] ===</w:t>
+        <w:br/>
         <w:t>صورة عقد بيع حصة المورث بمبلغ 120 مليون.</w:t>
       </w:r>
     </w:p>
     <w:p>
       <w:pPr>
+        <w:pStyle w:val="Heading2"/>
         <w:jc w:val="right"/>
         <w:bidi/>
       </w:pPr>
       <w:r>
-        <w:rPr>
-          <w:b w:val="0"/>
-          <w:i w:val="0"/>
-        </w:rPr>
+        <w:t>[الطلبات / المرفقات] ===</w:t>
+        <w:br/>
         <w:t>2- صورة من قرار الشركاء بما يفيد تنازل المورث عن حصته بالقيمة الاسمية وموقع من عدنان.</w:t>
       </w:r>
     </w:p>
     <w:p>
       <w:pPr>
+        <w:pStyle w:val="Heading2"/>
         <w:jc w:val="right"/>
         <w:bidi/>
       </w:pPr>
       <w:r>
-        <w:rPr>
-          <w:b w:val="0"/>
-          <w:i w:val="0"/>
-        </w:rPr>
+        <w:t>[المتن الفعلي: الوقائع / الأسباب / المنطوق] ===</w:t>
+        <w:br/>
         <w:t>3- صك حكم الاستئناف.</w:t>
       </w:r>
     </w:p>
     <w:p>
       <w:pPr>
+        <w:pStyle w:val="Heading2"/>
         <w:jc w:val="right"/>
         <w:bidi/>
       </w:pPr>
       <w:r>
-        <w:rPr>
-          <w:b w:val="0"/>
-          <w:i w:val="0"/>
-        </w:rPr>
+        <w:t>[الطلبات / المرفقات] ===</w:t>
+        <w:br/>
         <w:t>4- صورة من قرار الشركاء بتنازل عدنان عن حصته لصالحي بالقيمة الاسمية.</w:t>
       </w:r>
     </w:p>
     <w:p>
       <w:pPr>
+        <w:pStyle w:val="Heading2"/>
         <w:jc w:val="right"/>
         <w:bidi/>
       </w:pPr>
       <w:r>
-        <w:rPr>
-          <w:b w:val="0"/>
-          <w:i w:val="0"/>
-        </w:rPr>
+        <w:t>[المتن الفعلي: الوقائع / الأسباب / المنطوق] ===</w:t>
+        <w:br/>
         <w:t>5- صور طلبات التنفيذ المقدمة ضدي.</w:t>
       </w:r>
     </w:p>

--- a/zaini_case_audit_output/outputs/word/documents/181_شكوى اسامة زيني الى وزير العدل ـ قضية رقم 42824717.docx
+++ b/zaini_case_audit_output/outputs/word/documents/181_شكوى اسامة زيني الى وزير العدل ـ قضية رقم 42824717.docx
@@ -51,20 +51,6 @@
           <w:i/>
         </w:rPr>
         <w:t>[مخرج آلي / Script Output - سماوي]  [مخرج آلي يحتاج مراجعة بشرية - وردي]</w:t>
-      </w:r>
-    </w:p>
-    <w:p>
-      <w:pPr>
-        <w:jc w:val="right"/>
-        <w:bidi/>
-      </w:pPr>
-      <w:r>
-        <w:rPr>
-          <w:b w:val="0"/>
-          <w:i/>
-          <w:color w:val="C00000"/>
-        </w:rPr>
-        <w:t>[نص ممسوح OCR صُحِّح ترتيبه آلياً — قد يحتوي أخطاء طفيفة]</w:t>
       </w:r>
     </w:p>
     <w:p/>
@@ -231,7 +217,7 @@
           <w:b w:val="0"/>
           <w:i w:val="0"/>
         </w:rPr>
-        <w:t>.كلذ ةرئادلا تردهأو ،ةيجحلل ررحملا باستكا مث نمو ةراجتلا ةرازوب قثوملا ةمذلا ءاربإو ةيئاهنلاو ةماتلا ةصلاخملا ديفي امب ءاكرشلا رارقو ةصحلا عيب دقع ةحص ىلع ةنيبلاب تمدقت ذإ ؛نايعلاب تباثلاك ناهربلاب تباثلا نأو رهاظلا فالخ تابثإل ةنيبلا نأ ىلع تدكأ يتلاو تابثإلا ماظن نم (3) ةداملا مكحلا فلاخ1-</w:t>
+        <w:t>1-خالف الحكم المادة (3) من نظام الإثبات والتي أكدت على أن البينة لإثبات خلاف الظاهر وأن الثابت بالبرهان كالثابت بالعيان؛ إذ تقدمت بالبينة على صحة عقد بيع الحصة وقرار الشركاء بما يفيد المخالصة التامة والنهائية وإبراء الذمة الموثق بوزارة التجارة ومن ثم اكتساب المحرر للحجية، وأهدرت الدائرة ذلك.</w:t>
       </w:r>
     </w:p>
     <w:p>
